--- a/TC/Forms/02. Conditions_Inscription.docx
+++ b/TC/Forms/02. Conditions_Inscription.docx
@@ -1,6 +1,6 @@
 
 <file path=word/document.xml><?xml version="1.0" encoding="utf-8"?>
-<w:document xmlns:wpc="http://schemas.microsoft.com/office/word/2010/wordprocessingCanvas" xmlns:cx="http://schemas.microsoft.com/office/drawing/2014/chartex" xmlns:cx1="http://schemas.microsoft.com/office/drawing/2015/9/8/chartex" xmlns:cx2="http://schemas.microsoft.com/office/drawing/2015/10/21/chartex" xmlns:cx3="http://schemas.microsoft.com/office/drawing/2016/5/9/chartex" xmlns:cx4="http://schemas.microsoft.com/office/drawing/2016/5/10/chartex" xmlns:cx5="http://schemas.microsoft.com/office/drawing/2016/5/11/chartex" xmlns:cx6="http://schemas.microsoft.com/office/drawing/2016/5/12/chartex" xmlns:cx7="http://schemas.microsoft.com/office/drawing/2016/5/13/chartex" xmlns:cx8="http://schemas.microsoft.com/office/drawing/2016/5/14/chartex" xmlns:mc="http://schemas.openxmlformats.org/markup-compatibility/2006" xmlns:aink="http://schemas.microsoft.com/office/drawing/2016/ink" xmlns:am3d="http://schemas.microsoft.com/office/drawing/2017/model3d" xmlns:o="urn:schemas-microsoft-com:office:office" xmlns:oel="http://schemas.microsoft.com/office/2019/extlst" xmlns:r="http://schemas.openxmlformats.org/officeDocument/2006/relationships" xmlns:m="http://schemas.openxmlformats.org/officeDocument/2006/math" xmlns:v="urn:schemas-microsoft-com:vml" xmlns:wp14="http://schemas.microsoft.com/office/word/2010/wordprocessingDrawing" xmlns:wp="http://schemas.openxmlformats.org/drawingml/2006/wordprocessingDrawing" xmlns:w10="urn:schemas-microsoft-com:office:word" xmlns:w="http://schemas.openxmlformats.org/wordprocessingml/2006/main" xmlns:w14="http://schemas.microsoft.com/office/word/2010/wordml" xmlns:w15="http://schemas.microsoft.com/office/word/2012/wordml" xmlns:w16cex="http://schemas.microsoft.com/office/word/2018/wordml/cex" xmlns:w16cid="http://schemas.microsoft.com/office/word/2016/wordml/cid" xmlns:w16="http://schemas.microsoft.com/office/word/2018/wordml" xmlns:w16sdtdh="http://schemas.microsoft.com/office/word/2020/wordml/sdtdatahash" xmlns:w16se="http://schemas.microsoft.com/office/word/2015/wordml/symex" xmlns:wpg="http://schemas.microsoft.com/office/word/2010/wordprocessingGroup" xmlns:wpi="http://schemas.microsoft.com/office/word/2010/wordprocessingInk" xmlns:wne="http://schemas.microsoft.com/office/word/2006/wordml" xmlns:wps="http://schemas.microsoft.com/office/word/2010/wordprocessingShape" mc:Ignorable="w14 w15 w16se w16cid w16 w16cex w16sdtdh wp14">
+<w:document xmlns:wpc="http://schemas.microsoft.com/office/word/2010/wordprocessingCanvas" xmlns:cx="http://schemas.microsoft.com/office/drawing/2014/chartex" xmlns:cx1="http://schemas.microsoft.com/office/drawing/2015/9/8/chartex" xmlns:cx2="http://schemas.microsoft.com/office/drawing/2015/10/21/chartex" xmlns:cx3="http://schemas.microsoft.com/office/drawing/2016/5/9/chartex" xmlns:cx4="http://schemas.microsoft.com/office/drawing/2016/5/10/chartex" xmlns:cx5="http://schemas.microsoft.com/office/drawing/2016/5/11/chartex" xmlns:cx6="http://schemas.microsoft.com/office/drawing/2016/5/12/chartex" xmlns:cx7="http://schemas.microsoft.com/office/drawing/2016/5/13/chartex" xmlns:cx8="http://schemas.microsoft.com/office/drawing/2016/5/14/chartex" xmlns:mc="http://schemas.openxmlformats.org/markup-compatibility/2006" xmlns:aink="http://schemas.microsoft.com/office/drawing/2016/ink" xmlns:am3d="http://schemas.microsoft.com/office/drawing/2017/model3d" xmlns:o="urn:schemas-microsoft-com:office:office" xmlns:oel="http://schemas.microsoft.com/office/2019/extlst" xmlns:r="http://schemas.openxmlformats.org/officeDocument/2006/relationships" xmlns:m="http://schemas.openxmlformats.org/officeDocument/2006/math" xmlns:v="urn:schemas-microsoft-com:vml" xmlns:wp14="http://schemas.microsoft.com/office/word/2010/wordprocessingDrawing" xmlns:wp="http://schemas.openxmlformats.org/drawingml/2006/wordprocessingDrawing" xmlns:w10="urn:schemas-microsoft-com:office:word" xmlns:w="http://schemas.openxmlformats.org/wordprocessingml/2006/main" xmlns:w14="http://schemas.microsoft.com/office/word/2010/wordml" xmlns:w15="http://schemas.microsoft.com/office/word/2012/wordml" xmlns:w16cex="http://schemas.microsoft.com/office/word/2018/wordml/cex" xmlns:w16cid="http://schemas.microsoft.com/office/word/2016/wordml/cid" xmlns:w16="http://schemas.microsoft.com/office/word/2018/wordml" xmlns:w16du="http://schemas.microsoft.com/office/word/2023/wordml/word16du" xmlns:w16sdtdh="http://schemas.microsoft.com/office/word/2020/wordml/sdtdatahash" xmlns:w16sdtfl="http://schemas.microsoft.com/office/word/2024/wordml/sdtformatlock" xmlns:w16se="http://schemas.microsoft.com/office/word/2015/wordml/symex" xmlns:wpg="http://schemas.microsoft.com/office/word/2010/wordprocessingGroup" xmlns:wpi="http://schemas.microsoft.com/office/word/2010/wordprocessingInk" xmlns:wne="http://schemas.microsoft.com/office/word/2006/wordml" xmlns:wps="http://schemas.microsoft.com/office/word/2010/wordprocessingShape" mc:Ignorable="w14 w15 w16se w16cid w16 w16cex w16sdtdh w16sdtfl w16du wp14">
   <w:body>
     <w:p>
       <w:pPr>
@@ -13,7 +13,7 @@
           <w:noProof/>
         </w:rPr>
         <w:drawing>
-          <wp:anchor distT="0" distB="0" distL="114300" distR="114300" simplePos="0" relativeHeight="251658240" behindDoc="0" locked="0" layoutInCell="1" allowOverlap="1" wp14:anchorId="35BD8570" wp14:editId="7CF7DF8B">
+          <wp:anchor distT="0" distB="0" distL="114300" distR="114300" simplePos="0" relativeHeight="251659264" behindDoc="0" locked="0" layoutInCell="1" allowOverlap="1" wp14:anchorId="47F839BC" wp14:editId="18CBB871">
             <wp:simplePos x="0" y="0"/>
             <wp:positionH relativeFrom="column">
               <wp:posOffset>2110740</wp:posOffset>
@@ -118,6 +118,7 @@
           <w:rFonts w:ascii="Corbel" w:hAnsi="Corbel"/>
           <w:b/>
           <w:bCs/>
+          <w:lang w:val="fr-FR"/>
         </w:rPr>
       </w:pPr>
       <w:r>
@@ -125,6 +126,7 @@
           <w:rFonts w:ascii="Corbel" w:hAnsi="Corbel"/>
           <w:b/>
           <w:bCs/>
+          <w:lang w:val="fr-FR"/>
         </w:rPr>
         <w:t>CONDITIONS D’INSCRIPTION À LA FORMATION DES AGENTS DE SÉCURITÉ</w:t>
       </w:r>
@@ -136,6 +138,7 @@
           <w:rFonts w:ascii="Corbel" w:hAnsi="Corbel"/>
           <w:sz w:val="20"/>
           <w:szCs w:val="20"/>
+          <w:lang w:val="fr-FR"/>
         </w:rPr>
       </w:pPr>
       <w:r>
@@ -145,6 +148,7 @@
           <w:bCs/>
           <w:sz w:val="20"/>
           <w:szCs w:val="20"/>
+          <w:lang w:val="fr-FR"/>
         </w:rPr>
         <w:t>Introduction</w:t>
       </w:r>
@@ -156,13 +160,15 @@
           <w:rFonts w:ascii="Corbel" w:hAnsi="Corbel"/>
           <w:sz w:val="20"/>
           <w:szCs w:val="20"/>
-        </w:rPr>
-      </w:pPr>
-      <w:r>
-        <w:rPr>
-          <w:rFonts w:ascii="Corbel" w:hAnsi="Corbel"/>
-          <w:sz w:val="20"/>
-          <w:szCs w:val="20"/>
+          <w:lang w:val="fr-FR"/>
+        </w:rPr>
+      </w:pPr>
+      <w:r>
+        <w:rPr>
+          <w:rFonts w:ascii="Corbel" w:hAnsi="Corbel"/>
+          <w:sz w:val="20"/>
+          <w:szCs w:val="20"/>
+          <w:lang w:val="fr-FR"/>
         </w:rPr>
         <w:t>GSS Security Services annonce l'ouverture des inscriptions à la formation des agents de sécurité...</w:t>
       </w:r>
@@ -184,8 +190,20 @@
           <w:sz w:val="20"/>
           <w:szCs w:val="20"/>
         </w:rPr>
-        <w:t>A. Conditions d'inscription</w:t>
-      </w:r>
+        <w:t xml:space="preserve">A. Conditions </w:t>
+      </w:r>
+      <w:proofErr w:type="spellStart"/>
+      <w:r>
+        <w:rPr>
+          <w:rFonts w:ascii="Corbel" w:hAnsi="Corbel"/>
+          <w:b/>
+          <w:bCs/>
+          <w:sz w:val="20"/>
+          <w:szCs w:val="20"/>
+        </w:rPr>
+        <w:t>d'inscription</w:t>
+      </w:r>
+      <w:proofErr w:type="spellEnd"/>
     </w:p>
     <w:p>
       <w:pPr>
@@ -199,13 +217,15 @@
           <w:rFonts w:ascii="Corbel" w:hAnsi="Corbel"/>
           <w:sz w:val="20"/>
           <w:szCs w:val="20"/>
-        </w:rPr>
-      </w:pPr>
-      <w:r>
-        <w:rPr>
-          <w:rFonts w:ascii="Corbel" w:hAnsi="Corbel"/>
-          <w:sz w:val="20"/>
-          <w:szCs w:val="20"/>
+          <w:lang w:val="fr-FR"/>
+        </w:rPr>
+      </w:pPr>
+      <w:r>
+        <w:rPr>
+          <w:rFonts w:ascii="Corbel" w:hAnsi="Corbel"/>
+          <w:sz w:val="20"/>
+          <w:szCs w:val="20"/>
+          <w:lang w:val="fr-FR"/>
         </w:rPr>
         <w:t>Être de bonne moralité et avoir une bonne conduite.</w:t>
       </w:r>
@@ -222,13 +242,15 @@
           <w:rFonts w:ascii="Corbel" w:hAnsi="Corbel"/>
           <w:sz w:val="20"/>
           <w:szCs w:val="20"/>
-        </w:rPr>
-      </w:pPr>
-      <w:r>
-        <w:rPr>
-          <w:rFonts w:ascii="Corbel" w:hAnsi="Corbel"/>
-          <w:sz w:val="20"/>
-          <w:szCs w:val="20"/>
+          <w:lang w:val="fr-FR"/>
+        </w:rPr>
+      </w:pPr>
+      <w:r>
+        <w:rPr>
+          <w:rFonts w:ascii="Corbel" w:hAnsi="Corbel"/>
+          <w:sz w:val="20"/>
+          <w:szCs w:val="20"/>
+          <w:lang w:val="fr-FR"/>
         </w:rPr>
         <w:t>Être âgé d'au moins 18 ans.</w:t>
       </w:r>
@@ -245,13 +267,15 @@
           <w:rFonts w:ascii="Corbel" w:hAnsi="Corbel"/>
           <w:sz w:val="20"/>
           <w:szCs w:val="20"/>
-        </w:rPr>
-      </w:pPr>
-      <w:r>
-        <w:rPr>
-          <w:rFonts w:ascii="Corbel" w:hAnsi="Corbel"/>
-          <w:sz w:val="20"/>
-          <w:szCs w:val="20"/>
+          <w:lang w:val="fr-FR"/>
+        </w:rPr>
+      </w:pPr>
+      <w:r>
+        <w:rPr>
+          <w:rFonts w:ascii="Corbel" w:hAnsi="Corbel"/>
+          <w:sz w:val="20"/>
+          <w:szCs w:val="20"/>
+          <w:lang w:val="fr-FR"/>
         </w:rPr>
         <w:t>Être physiquement et médicalement apte.</w:t>
       </w:r>
@@ -268,13 +292,15 @@
           <w:rFonts w:ascii="Corbel" w:hAnsi="Corbel"/>
           <w:sz w:val="20"/>
           <w:szCs w:val="20"/>
-        </w:rPr>
-      </w:pPr>
-      <w:r>
-        <w:rPr>
-          <w:rFonts w:ascii="Corbel" w:hAnsi="Corbel"/>
-          <w:sz w:val="20"/>
-          <w:szCs w:val="20"/>
+          <w:lang w:val="fr-FR"/>
+        </w:rPr>
+      </w:pPr>
+      <w:r>
+        <w:rPr>
+          <w:rFonts w:ascii="Corbel" w:hAnsi="Corbel"/>
+          <w:sz w:val="20"/>
+          <w:szCs w:val="20"/>
+          <w:lang w:val="fr-FR"/>
         </w:rPr>
         <w:t>Ne pas avoir de condamnation incompatible avec la fonction.</w:t>
       </w:r>
@@ -293,13 +319,59 @@
           <w:szCs w:val="20"/>
         </w:rPr>
       </w:pPr>
-      <w:r>
-        <w:rPr>
-          <w:rFonts w:ascii="Corbel" w:hAnsi="Corbel"/>
-          <w:sz w:val="20"/>
-          <w:szCs w:val="20"/>
-        </w:rPr>
-        <w:t>Réussir l'entretien de sélection.</w:t>
+      <w:proofErr w:type="spellStart"/>
+      <w:r>
+        <w:rPr>
+          <w:rFonts w:ascii="Corbel" w:hAnsi="Corbel"/>
+          <w:sz w:val="20"/>
+          <w:szCs w:val="20"/>
+        </w:rPr>
+        <w:t>Réussir</w:t>
+      </w:r>
+      <w:proofErr w:type="spellEnd"/>
+      <w:r>
+        <w:rPr>
+          <w:rFonts w:ascii="Corbel" w:hAnsi="Corbel"/>
+          <w:sz w:val="20"/>
+          <w:szCs w:val="20"/>
+        </w:rPr>
+        <w:t xml:space="preserve"> </w:t>
+      </w:r>
+      <w:proofErr w:type="spellStart"/>
+      <w:r>
+        <w:rPr>
+          <w:rFonts w:ascii="Corbel" w:hAnsi="Corbel"/>
+          <w:sz w:val="20"/>
+          <w:szCs w:val="20"/>
+        </w:rPr>
+        <w:t>l'entretien</w:t>
+      </w:r>
+      <w:proofErr w:type="spellEnd"/>
+      <w:r>
+        <w:rPr>
+          <w:rFonts w:ascii="Corbel" w:hAnsi="Corbel"/>
+          <w:sz w:val="20"/>
+          <w:szCs w:val="20"/>
+        </w:rPr>
+        <w:t xml:space="preserve"> de </w:t>
+      </w:r>
+      <w:proofErr w:type="spellStart"/>
+      <w:r>
+        <w:rPr>
+          <w:rFonts w:ascii="Corbel" w:hAnsi="Corbel"/>
+          <w:sz w:val="20"/>
+          <w:szCs w:val="20"/>
+        </w:rPr>
+        <w:t>sélection</w:t>
+      </w:r>
+      <w:proofErr w:type="spellEnd"/>
+      <w:r>
+        <w:rPr>
+          <w:rFonts w:ascii="Corbel" w:hAnsi="Corbel"/>
+          <w:sz w:val="20"/>
+          <w:szCs w:val="20"/>
+        </w:rPr>
+        <w:t>.</w:t>
       </w:r>
     </w:p>
     <w:p>
@@ -314,13 +386,15 @@
           <w:rFonts w:ascii="Corbel" w:hAnsi="Corbel"/>
           <w:sz w:val="20"/>
           <w:szCs w:val="20"/>
-        </w:rPr>
-      </w:pPr>
-      <w:r>
-        <w:rPr>
-          <w:rFonts w:ascii="Corbel" w:hAnsi="Corbel"/>
-          <w:sz w:val="20"/>
-          <w:szCs w:val="20"/>
+          <w:lang w:val="fr-FR"/>
+        </w:rPr>
+      </w:pPr>
+      <w:r>
+        <w:rPr>
+          <w:rFonts w:ascii="Corbel" w:hAnsi="Corbel"/>
+          <w:sz w:val="20"/>
+          <w:szCs w:val="20"/>
+          <w:lang w:val="fr-FR"/>
         </w:rPr>
         <w:t>Fournir une pièce d'identité valide.</w:t>
       </w:r>
@@ -337,13 +411,15 @@
           <w:rFonts w:ascii="Corbel" w:hAnsi="Corbel"/>
           <w:sz w:val="20"/>
           <w:szCs w:val="20"/>
-        </w:rPr>
-      </w:pPr>
-      <w:r>
-        <w:rPr>
-          <w:rFonts w:ascii="Corbel" w:hAnsi="Corbel"/>
-          <w:sz w:val="20"/>
-          <w:szCs w:val="20"/>
+          <w:lang w:val="fr-FR"/>
+        </w:rPr>
+      </w:pPr>
+      <w:r>
+        <w:rPr>
+          <w:rFonts w:ascii="Corbel" w:hAnsi="Corbel"/>
+          <w:sz w:val="20"/>
+          <w:szCs w:val="20"/>
+          <w:lang w:val="fr-FR"/>
         </w:rPr>
         <w:t>Fournir deux photos d'identité récentes.</w:t>
       </w:r>
@@ -362,13 +438,59 @@
           <w:szCs w:val="20"/>
         </w:rPr>
       </w:pPr>
-      <w:r>
-        <w:rPr>
-          <w:rFonts w:ascii="Corbel" w:hAnsi="Corbel"/>
-          <w:sz w:val="20"/>
-          <w:szCs w:val="20"/>
-        </w:rPr>
-        <w:t>Remplir le formulaire d'inscription.</w:t>
+      <w:proofErr w:type="spellStart"/>
+      <w:r>
+        <w:rPr>
+          <w:rFonts w:ascii="Corbel" w:hAnsi="Corbel"/>
+          <w:sz w:val="20"/>
+          <w:szCs w:val="20"/>
+        </w:rPr>
+        <w:t>Remplir</w:t>
+      </w:r>
+      <w:proofErr w:type="spellEnd"/>
+      <w:r>
+        <w:rPr>
+          <w:rFonts w:ascii="Corbel" w:hAnsi="Corbel"/>
+          <w:sz w:val="20"/>
+          <w:szCs w:val="20"/>
+        </w:rPr>
+        <w:t xml:space="preserve"> le </w:t>
+      </w:r>
+      <w:proofErr w:type="spellStart"/>
+      <w:r>
+        <w:rPr>
+          <w:rFonts w:ascii="Corbel" w:hAnsi="Corbel"/>
+          <w:sz w:val="20"/>
+          <w:szCs w:val="20"/>
+        </w:rPr>
+        <w:t>formulaire</w:t>
+      </w:r>
+      <w:proofErr w:type="spellEnd"/>
+      <w:r>
+        <w:rPr>
+          <w:rFonts w:ascii="Corbel" w:hAnsi="Corbel"/>
+          <w:sz w:val="20"/>
+          <w:szCs w:val="20"/>
+        </w:rPr>
+        <w:t xml:space="preserve"> </w:t>
+      </w:r>
+      <w:proofErr w:type="spellStart"/>
+      <w:r>
+        <w:rPr>
+          <w:rFonts w:ascii="Corbel" w:hAnsi="Corbel"/>
+          <w:sz w:val="20"/>
+          <w:szCs w:val="20"/>
+        </w:rPr>
+        <w:t>d'inscription</w:t>
+      </w:r>
+      <w:proofErr w:type="spellEnd"/>
+      <w:r>
+        <w:rPr>
+          <w:rFonts w:ascii="Corbel" w:hAnsi="Corbel"/>
+          <w:sz w:val="20"/>
+          <w:szCs w:val="20"/>
+        </w:rPr>
+        <w:t>.</w:t>
       </w:r>
     </w:p>
     <w:p>
@@ -383,13 +505,15 @@
           <w:rFonts w:ascii="Corbel" w:hAnsi="Corbel"/>
           <w:sz w:val="20"/>
           <w:szCs w:val="20"/>
-        </w:rPr>
-      </w:pPr>
-      <w:r>
-        <w:rPr>
-          <w:rFonts w:ascii="Corbel" w:hAnsi="Corbel"/>
-          <w:sz w:val="20"/>
-          <w:szCs w:val="20"/>
+          <w:lang w:val="fr-FR"/>
+        </w:rPr>
+      </w:pPr>
+      <w:r>
+        <w:rPr>
+          <w:rFonts w:ascii="Corbel" w:hAnsi="Corbel"/>
+          <w:sz w:val="20"/>
+          <w:szCs w:val="20"/>
+          <w:lang w:val="fr-FR"/>
         </w:rPr>
         <w:t>Savoir lire et écrire en français.</w:t>
       </w:r>
@@ -406,13 +530,15 @@
           <w:rFonts w:ascii="Corbel" w:hAnsi="Corbel"/>
           <w:sz w:val="20"/>
           <w:szCs w:val="20"/>
-        </w:rPr>
-      </w:pPr>
-      <w:r>
-        <w:rPr>
-          <w:rFonts w:ascii="Corbel" w:hAnsi="Corbel"/>
-          <w:sz w:val="20"/>
-          <w:szCs w:val="20"/>
+          <w:lang w:val="fr-FR"/>
+        </w:rPr>
+      </w:pPr>
+      <w:r>
+        <w:rPr>
+          <w:rFonts w:ascii="Corbel" w:hAnsi="Corbel"/>
+          <w:sz w:val="20"/>
+          <w:szCs w:val="20"/>
+          <w:lang w:val="fr-FR"/>
         </w:rPr>
         <w:t>Respecter le règlement de la formation.</w:t>
       </w:r>
@@ -429,39 +555,17 @@
           <w:rFonts w:ascii="Corbel" w:hAnsi="Corbel"/>
           <w:sz w:val="20"/>
           <w:szCs w:val="20"/>
-        </w:rPr>
-      </w:pPr>
-      <w:r>
-        <w:rPr>
-          <w:rFonts w:ascii="Corbel" w:hAnsi="Corbel"/>
-          <w:sz w:val="20"/>
-          <w:szCs w:val="20"/>
-        </w:rPr>
-        <w:t xml:space="preserve">Payer </w:t>
-      </w:r>
-      <w:r>
-        <w:rPr>
-          <w:rFonts w:ascii="Corbel" w:hAnsi="Corbel"/>
-          <w:sz w:val="20"/>
-          <w:szCs w:val="20"/>
-        </w:rPr>
-        <w:t>2</w:t>
-      </w:r>
-      <w:r>
-        <w:rPr>
-          <w:rFonts w:ascii="Corbel" w:hAnsi="Corbel"/>
-          <w:sz w:val="20"/>
-          <w:szCs w:val="20"/>
-        </w:rPr>
-        <w:t>5 000 CDF pour les frais d</w:t>
-      </w:r>
-      <w:r>
-        <w:rPr>
-          <w:rFonts w:ascii="Corbel" w:hAnsi="Corbel"/>
-          <w:sz w:val="20"/>
-          <w:szCs w:val="20"/>
-        </w:rPr>
-        <w:t>e syllabus.</w:t>
+          <w:lang w:val="fr-FR"/>
+        </w:rPr>
+      </w:pPr>
+      <w:r>
+        <w:rPr>
+          <w:rFonts w:ascii="Corbel" w:hAnsi="Corbel"/>
+          <w:sz w:val="20"/>
+          <w:szCs w:val="20"/>
+          <w:lang w:val="fr-FR"/>
+        </w:rPr>
+        <w:t>Payer 25 000 CDF pour les frais de syllabus.</w:t>
       </w:r>
     </w:p>
     <w:p>
@@ -477,13 +581,15 @@
           <w:rFonts w:ascii="Corbel" w:hAnsi="Corbel"/>
           <w:sz w:val="20"/>
           <w:szCs w:val="20"/>
-        </w:rPr>
-      </w:pPr>
-      <w:r>
-        <w:rPr>
-          <w:rFonts w:ascii="Corbel" w:hAnsi="Corbel"/>
-          <w:sz w:val="20"/>
-          <w:szCs w:val="20"/>
+          <w:lang w:val="fr-FR"/>
+        </w:rPr>
+      </w:pPr>
+      <w:r>
+        <w:rPr>
+          <w:rFonts w:ascii="Corbel" w:hAnsi="Corbel"/>
+          <w:sz w:val="20"/>
+          <w:szCs w:val="20"/>
+          <w:lang w:val="fr-FR"/>
         </w:rPr>
         <w:t>L'inscription est définitive après dépôt des documents et paiement. Les candidats qui réussissent l’examen final feront partie des candidats éligibles à un emploi d’agent de sécurité au sein de GSS.</w:t>
       </w:r>
@@ -505,8 +611,20 @@
           <w:sz w:val="20"/>
           <w:szCs w:val="20"/>
         </w:rPr>
-        <w:t>B. Obligations du candidat</w:t>
-      </w:r>
+        <w:t xml:space="preserve">B. Obligations du </w:t>
+      </w:r>
+      <w:proofErr w:type="spellStart"/>
+      <w:r>
+        <w:rPr>
+          <w:rFonts w:ascii="Corbel" w:hAnsi="Corbel"/>
+          <w:b/>
+          <w:bCs/>
+          <w:sz w:val="20"/>
+          <w:szCs w:val="20"/>
+        </w:rPr>
+        <w:t>candidat</w:t>
+      </w:r>
+      <w:proofErr w:type="spellEnd"/>
     </w:p>
     <w:p>
       <w:pPr>
@@ -520,13 +638,15 @@
           <w:rFonts w:ascii="Corbel" w:hAnsi="Corbel"/>
           <w:sz w:val="20"/>
           <w:szCs w:val="20"/>
-        </w:rPr>
-      </w:pPr>
-      <w:r>
-        <w:rPr>
-          <w:rFonts w:ascii="Corbel" w:hAnsi="Corbel"/>
-          <w:sz w:val="20"/>
-          <w:szCs w:val="20"/>
+          <w:lang w:val="fr-FR"/>
+        </w:rPr>
+      </w:pPr>
+      <w:r>
+        <w:rPr>
+          <w:rFonts w:ascii="Corbel" w:hAnsi="Corbel"/>
+          <w:sz w:val="20"/>
+          <w:szCs w:val="20"/>
+          <w:lang w:val="fr-FR"/>
         </w:rPr>
         <w:t>Respect des formateurs et du règlement.</w:t>
       </w:r>
@@ -551,7 +671,25 @@
           <w:sz w:val="20"/>
           <w:szCs w:val="20"/>
         </w:rPr>
-        <w:t>Présence régulière.</w:t>
+        <w:t xml:space="preserve">Présence </w:t>
+      </w:r>
+      <w:proofErr w:type="spellStart"/>
+      <w:r>
+        <w:rPr>
+          <w:rFonts w:ascii="Corbel" w:hAnsi="Corbel"/>
+          <w:sz w:val="20"/>
+          <w:szCs w:val="20"/>
+        </w:rPr>
+        <w:t>régulière</w:t>
+      </w:r>
+      <w:proofErr w:type="spellEnd"/>
+      <w:r>
+        <w:rPr>
+          <w:rFonts w:ascii="Corbel" w:hAnsi="Corbel"/>
+          <w:sz w:val="20"/>
+          <w:szCs w:val="20"/>
+        </w:rPr>
+        <w:t>.</w:t>
       </w:r>
     </w:p>
     <w:p>
@@ -566,13 +704,15 @@
           <w:rFonts w:ascii="Corbel" w:hAnsi="Corbel"/>
           <w:sz w:val="20"/>
           <w:szCs w:val="20"/>
-        </w:rPr>
-      </w:pPr>
-      <w:r>
-        <w:rPr>
-          <w:rFonts w:ascii="Corbel" w:hAnsi="Corbel"/>
-          <w:sz w:val="20"/>
-          <w:szCs w:val="20"/>
+          <w:lang w:val="fr-FR"/>
+        </w:rPr>
+      </w:pPr>
+      <w:r>
+        <w:rPr>
+          <w:rFonts w:ascii="Corbel" w:hAnsi="Corbel"/>
+          <w:sz w:val="20"/>
+          <w:szCs w:val="20"/>
+          <w:lang w:val="fr-FR"/>
         </w:rPr>
         <w:t>Confidentialité des informations de l’entreprise.</w:t>
       </w:r>
@@ -609,23 +749,17 @@
           <w:rFonts w:ascii="Corbel" w:hAnsi="Corbel"/>
           <w:sz w:val="20"/>
           <w:szCs w:val="20"/>
-        </w:rPr>
-      </w:pPr>
-      <w:r>
-        <w:rPr>
-          <w:rFonts w:ascii="Corbel" w:hAnsi="Corbel"/>
-          <w:sz w:val="20"/>
-          <w:szCs w:val="20"/>
-        </w:rPr>
-        <w:t>Toute absence de trois (3) jours consécutifs sans justification valable entraîne l’exclusion définitive sans remboursement.</w:t>
-      </w:r>
-      <w:r>
-        <w:rPr>
-          <w:rFonts w:ascii="Corbel" w:hAnsi="Corbel"/>
-          <w:sz w:val="20"/>
-          <w:szCs w:val="20"/>
-        </w:rPr>
-        <w:t xml:space="preserve"> </w:t>
+          <w:lang w:val="fr-FR"/>
+        </w:rPr>
+      </w:pPr>
+      <w:r>
+        <w:rPr>
+          <w:rFonts w:ascii="Corbel" w:hAnsi="Corbel"/>
+          <w:sz w:val="20"/>
+          <w:szCs w:val="20"/>
+          <w:lang w:val="fr-FR"/>
+        </w:rPr>
+        <w:t xml:space="preserve">Toute absence de trois (3) jours consécutifs sans justification valable entraîne l’exclusion définitive sans remboursement. </w:t>
       </w:r>
     </w:p>
     <w:p>
@@ -641,13 +775,15 @@
           <w:rFonts w:ascii="Corbel" w:hAnsi="Corbel"/>
           <w:sz w:val="20"/>
           <w:szCs w:val="20"/>
-        </w:rPr>
-      </w:pPr>
-      <w:r>
-        <w:rPr>
-          <w:rFonts w:ascii="Corbel" w:hAnsi="Corbel"/>
-          <w:sz w:val="20"/>
-          <w:szCs w:val="20"/>
+          <w:lang w:val="fr-FR"/>
+        </w:rPr>
+      </w:pPr>
+      <w:r>
+        <w:rPr>
+          <w:rFonts w:ascii="Corbel" w:hAnsi="Corbel"/>
+          <w:sz w:val="20"/>
+          <w:szCs w:val="20"/>
+          <w:lang w:val="fr-FR"/>
         </w:rPr>
         <w:t>GSS peut également exclure tout candidat ayant un comportement inapproprié.</w:t>
       </w:r>
@@ -669,7 +805,29 @@
           <w:sz w:val="20"/>
           <w:szCs w:val="20"/>
         </w:rPr>
-        <w:t>D. Évaluation finale</w:t>
+        <w:t xml:space="preserve">D. </w:t>
+      </w:r>
+      <w:proofErr w:type="spellStart"/>
+      <w:r>
+        <w:rPr>
+          <w:rFonts w:ascii="Corbel" w:hAnsi="Corbel"/>
+          <w:b/>
+          <w:bCs/>
+          <w:sz w:val="20"/>
+          <w:szCs w:val="20"/>
+        </w:rPr>
+        <w:t>Évaluation</w:t>
+      </w:r>
+      <w:proofErr w:type="spellEnd"/>
+      <w:r>
+        <w:rPr>
+          <w:rFonts w:ascii="Corbel" w:hAnsi="Corbel"/>
+          <w:b/>
+          <w:bCs/>
+          <w:sz w:val="20"/>
+          <w:szCs w:val="20"/>
+        </w:rPr>
+        <w:t xml:space="preserve"> finale</w:t>
       </w:r>
     </w:p>
     <w:p>
@@ -686,13 +844,41 @@
           <w:szCs w:val="20"/>
         </w:rPr>
       </w:pPr>
-      <w:r>
-        <w:rPr>
-          <w:rFonts w:ascii="Corbel" w:hAnsi="Corbel"/>
-          <w:sz w:val="20"/>
-          <w:szCs w:val="20"/>
-        </w:rPr>
-        <w:t xml:space="preserve">Évaluation théorique et pratique. </w:t>
+      <w:proofErr w:type="spellStart"/>
+      <w:r>
+        <w:rPr>
+          <w:rFonts w:ascii="Corbel" w:hAnsi="Corbel"/>
+          <w:sz w:val="20"/>
+          <w:szCs w:val="20"/>
+        </w:rPr>
+        <w:t>Évaluation</w:t>
+      </w:r>
+      <w:proofErr w:type="spellEnd"/>
+      <w:r>
+        <w:rPr>
+          <w:rFonts w:ascii="Corbel" w:hAnsi="Corbel"/>
+          <w:sz w:val="20"/>
+          <w:szCs w:val="20"/>
+        </w:rPr>
+        <w:t xml:space="preserve"> </w:t>
+      </w:r>
+      <w:proofErr w:type="spellStart"/>
+      <w:r>
+        <w:rPr>
+          <w:rFonts w:ascii="Corbel" w:hAnsi="Corbel"/>
+          <w:sz w:val="20"/>
+          <w:szCs w:val="20"/>
+        </w:rPr>
+        <w:t>théorique</w:t>
+      </w:r>
+      <w:proofErr w:type="spellEnd"/>
+      <w:r>
+        <w:rPr>
+          <w:rFonts w:ascii="Corbel" w:hAnsi="Corbel"/>
+          <w:sz w:val="20"/>
+          <w:szCs w:val="20"/>
+        </w:rPr>
+        <w:t xml:space="preserve"> et pratique. </w:t>
       </w:r>
     </w:p>
     <w:p>
@@ -707,13 +893,15 @@
           <w:rFonts w:ascii="Corbel" w:hAnsi="Corbel"/>
           <w:sz w:val="20"/>
           <w:szCs w:val="20"/>
-        </w:rPr>
-      </w:pPr>
-      <w:r>
-        <w:rPr>
-          <w:rFonts w:ascii="Corbel" w:hAnsi="Corbel"/>
-          <w:sz w:val="20"/>
-          <w:szCs w:val="20"/>
+          <w:lang w:val="fr-FR"/>
+        </w:rPr>
+      </w:pPr>
+      <w:r>
+        <w:rPr>
+          <w:rFonts w:ascii="Corbel" w:hAnsi="Corbel"/>
+          <w:sz w:val="20"/>
+          <w:szCs w:val="20"/>
+          <w:lang w:val="fr-FR"/>
         </w:rPr>
         <w:t>Les décisions du jury sont définitives.</w:t>
       </w:r>
@@ -725,6 +913,7 @@
           <w:rFonts w:ascii="Corbel" w:hAnsi="Corbel"/>
           <w:sz w:val="20"/>
           <w:szCs w:val="20"/>
+          <w:lang w:val="fr-FR"/>
         </w:rPr>
       </w:pPr>
       <w:r>
@@ -734,6 +923,7 @@
           <w:bCs/>
           <w:sz w:val="20"/>
           <w:szCs w:val="20"/>
+          <w:lang w:val="fr-FR"/>
         </w:rPr>
         <w:t>E. Opportunité d'emploi</w:t>
       </w:r>
@@ -745,13 +935,15 @@
           <w:rFonts w:ascii="Corbel" w:hAnsi="Corbel"/>
           <w:sz w:val="20"/>
           <w:szCs w:val="20"/>
-        </w:rPr>
-      </w:pPr>
-      <w:r>
-        <w:rPr>
-          <w:rFonts w:ascii="Corbel" w:hAnsi="Corbel"/>
-          <w:sz w:val="20"/>
-          <w:szCs w:val="20"/>
+          <w:lang w:val="fr-FR"/>
+        </w:rPr>
+      </w:pPr>
+      <w:r>
+        <w:rPr>
+          <w:rFonts w:ascii="Corbel" w:hAnsi="Corbel"/>
+          <w:sz w:val="20"/>
+          <w:szCs w:val="20"/>
+          <w:lang w:val="fr-FR"/>
         </w:rPr>
         <w:t>La réussite à l'examen final permet au candidat d'être considéré parmi les candidats éligibles au recrutement selon les besoins de l'entreprise.</w:t>
       </w:r>
@@ -763,6 +955,7 @@
           <w:rFonts w:ascii="Corbel" w:hAnsi="Corbel"/>
           <w:sz w:val="20"/>
           <w:szCs w:val="20"/>
+          <w:lang w:val="fr-FR"/>
         </w:rPr>
       </w:pPr>
       <w:r>
@@ -772,6 +965,7 @@
           <w:bCs/>
           <w:sz w:val="20"/>
           <w:szCs w:val="20"/>
+          <w:lang w:val="fr-FR"/>
         </w:rPr>
         <w:t>Déclaration du candidat</w:t>
       </w:r>
@@ -780,6 +974,7 @@
           <w:rFonts w:ascii="Corbel" w:hAnsi="Corbel"/>
           <w:sz w:val="20"/>
           <w:szCs w:val="20"/>
+          <w:lang w:val="fr-FR"/>
         </w:rPr>
         <w:br/>
       </w:r>
@@ -790,8 +985,9 @@
           <w:bCs/>
           <w:sz w:val="20"/>
           <w:szCs w:val="20"/>
-        </w:rPr>
-        <w:t>Nom:</w:t>
+          <w:lang w:val="fr-FR"/>
+        </w:rPr>
+        <w:t>Nom:__________________________________________________</w:t>
       </w:r>
       <w:r>
         <w:rPr>
@@ -800,8 +996,10 @@
           <w:bCs/>
           <w:sz w:val="20"/>
           <w:szCs w:val="20"/>
-        </w:rPr>
-        <w:t>__________________________________________________</w:t>
+          <w:lang w:val="fr-FR"/>
+        </w:rPr>
+        <w:br/>
+        <w:t>Signature:____________________________________________</w:t>
       </w:r>
       <w:r>
         <w:rPr>
@@ -810,8 +1008,10 @@
           <w:bCs/>
           <w:sz w:val="20"/>
           <w:szCs w:val="20"/>
+          <w:lang w:val="fr-FR"/>
         </w:rPr>
         <w:br/>
+        <w:t>Date:_____/_____/__________</w:t>
       </w:r>
       <w:r>
         <w:rPr>
@@ -820,59 +1020,17 @@
           <w:bCs/>
           <w:sz w:val="20"/>
           <w:szCs w:val="20"/>
-        </w:rPr>
-        <w:t>Signature:</w:t>
-      </w:r>
-      <w:r>
-        <w:rPr>
-          <w:rFonts w:ascii="Corbel" w:hAnsi="Corbel"/>
-          <w:b/>
-          <w:bCs/>
-          <w:sz w:val="20"/>
-          <w:szCs w:val="20"/>
-        </w:rPr>
-        <w:t>____________________________________________</w:t>
-      </w:r>
-      <w:r>
-        <w:rPr>
-          <w:rFonts w:ascii="Corbel" w:hAnsi="Corbel"/>
-          <w:b/>
-          <w:bCs/>
-          <w:sz w:val="20"/>
-          <w:szCs w:val="20"/>
+          <w:lang w:val="fr-FR"/>
         </w:rPr>
         <w:br/>
       </w:r>
-      <w:r>
-        <w:rPr>
-          <w:rFonts w:ascii="Corbel" w:hAnsi="Corbel"/>
-          <w:b/>
-          <w:bCs/>
-          <w:sz w:val="20"/>
-          <w:szCs w:val="20"/>
-        </w:rPr>
-        <w:t>Date:</w:t>
-      </w:r>
-      <w:r>
-        <w:rPr>
-          <w:rFonts w:ascii="Corbel" w:hAnsi="Corbel"/>
-          <w:b/>
-          <w:bCs/>
-          <w:sz w:val="20"/>
-          <w:szCs w:val="20"/>
-        </w:rPr>
-        <w:t>_____/_____/__________</w:t>
-      </w:r>
-      <w:r>
-        <w:rPr>
-          <w:rFonts w:ascii="Corbel" w:hAnsi="Corbel"/>
-          <w:b/>
-          <w:bCs/>
-          <w:sz w:val="20"/>
-          <w:szCs w:val="20"/>
-        </w:rPr>
-        <w:br/>
-      </w:r>
+    </w:p>
+    <w:p>
+      <w:pPr>
+        <w:rPr>
+          <w:lang w:val="fr-FR"/>
+        </w:rPr>
+      </w:pPr>
     </w:p>
     <w:sectPr>
       <w:pgSz w:w="12240" w:h="15840"/>
@@ -885,7 +1043,7 @@
 </file>
 
 <file path=word/numbering.xml><?xml version="1.0" encoding="utf-8"?>
-<w:numbering xmlns:wpc="http://schemas.microsoft.com/office/word/2010/wordprocessingCanvas" xmlns:cx="http://schemas.microsoft.com/office/drawing/2014/chartex" xmlns:cx1="http://schemas.microsoft.com/office/drawing/2015/9/8/chartex" xmlns:cx2="http://schemas.microsoft.com/office/drawing/2015/10/21/chartex" xmlns:cx3="http://schemas.microsoft.com/office/drawing/2016/5/9/chartex" xmlns:cx4="http://schemas.microsoft.com/office/drawing/2016/5/10/chartex" xmlns:cx5="http://schemas.microsoft.com/office/drawing/2016/5/11/chartex" xmlns:cx6="http://schemas.microsoft.com/office/drawing/2016/5/12/chartex" xmlns:cx7="http://schemas.microsoft.com/office/drawing/2016/5/13/chartex" xmlns:cx8="http://schemas.microsoft.com/office/drawing/2016/5/14/chartex" xmlns:mc="http://schemas.openxmlformats.org/markup-compatibility/2006" xmlns:aink="http://schemas.microsoft.com/office/drawing/2016/ink" xmlns:am3d="http://schemas.microsoft.com/office/drawing/2017/model3d" xmlns:o="urn:schemas-microsoft-com:office:office" xmlns:oel="http://schemas.microsoft.com/office/2019/extlst" xmlns:r="http://schemas.openxmlformats.org/officeDocument/2006/relationships" xmlns:m="http://schemas.openxmlformats.org/officeDocument/2006/math" xmlns:v="urn:schemas-microsoft-com:vml" xmlns:wp14="http://schemas.microsoft.com/office/word/2010/wordprocessingDrawing" xmlns:wp="http://schemas.openxmlformats.org/drawingml/2006/wordprocessingDrawing" xmlns:w10="urn:schemas-microsoft-com:office:word" xmlns:w="http://schemas.openxmlformats.org/wordprocessingml/2006/main" xmlns:w14="http://schemas.microsoft.com/office/word/2010/wordml" xmlns:w15="http://schemas.microsoft.com/office/word/2012/wordml" xmlns:w16cex="http://schemas.microsoft.com/office/word/2018/wordml/cex" xmlns:w16cid="http://schemas.microsoft.com/office/word/2016/wordml/cid" xmlns:w16="http://schemas.microsoft.com/office/word/2018/wordml" xmlns:w16sdtdh="http://schemas.microsoft.com/office/word/2020/wordml/sdtdatahash" xmlns:w16se="http://schemas.microsoft.com/office/word/2015/wordml/symex" xmlns:wpg="http://schemas.microsoft.com/office/word/2010/wordprocessingGroup" xmlns:wpi="http://schemas.microsoft.com/office/word/2010/wordprocessingInk" xmlns:wne="http://schemas.microsoft.com/office/word/2006/wordml" xmlns:wps="http://schemas.microsoft.com/office/word/2010/wordprocessingShape" mc:Ignorable="w14 w15 w16se w16cid w16 w16cex w16sdtdh wp14">
+<w:numbering xmlns:wpc="http://schemas.microsoft.com/office/word/2010/wordprocessingCanvas" xmlns:cx="http://schemas.microsoft.com/office/drawing/2014/chartex" xmlns:cx1="http://schemas.microsoft.com/office/drawing/2015/9/8/chartex" xmlns:cx2="http://schemas.microsoft.com/office/drawing/2015/10/21/chartex" xmlns:cx3="http://schemas.microsoft.com/office/drawing/2016/5/9/chartex" xmlns:cx4="http://schemas.microsoft.com/office/drawing/2016/5/10/chartex" xmlns:cx5="http://schemas.microsoft.com/office/drawing/2016/5/11/chartex" xmlns:cx6="http://schemas.microsoft.com/office/drawing/2016/5/12/chartex" xmlns:cx7="http://schemas.microsoft.com/office/drawing/2016/5/13/chartex" xmlns:cx8="http://schemas.microsoft.com/office/drawing/2016/5/14/chartex" xmlns:mc="http://schemas.openxmlformats.org/markup-compatibility/2006" xmlns:aink="http://schemas.microsoft.com/office/drawing/2016/ink" xmlns:am3d="http://schemas.microsoft.com/office/drawing/2017/model3d" xmlns:o="urn:schemas-microsoft-com:office:office" xmlns:oel="http://schemas.microsoft.com/office/2019/extlst" xmlns:r="http://schemas.openxmlformats.org/officeDocument/2006/relationships" xmlns:m="http://schemas.openxmlformats.org/officeDocument/2006/math" xmlns:v="urn:schemas-microsoft-com:vml" xmlns:wp14="http://schemas.microsoft.com/office/word/2010/wordprocessingDrawing" xmlns:wp="http://schemas.openxmlformats.org/drawingml/2006/wordprocessingDrawing" xmlns:w10="urn:schemas-microsoft-com:office:word" xmlns:w="http://schemas.openxmlformats.org/wordprocessingml/2006/main" xmlns:w14="http://schemas.microsoft.com/office/word/2010/wordml" xmlns:w15="http://schemas.microsoft.com/office/word/2012/wordml" xmlns:w16cex="http://schemas.microsoft.com/office/word/2018/wordml/cex" xmlns:w16cid="http://schemas.microsoft.com/office/word/2016/wordml/cid" xmlns:w16="http://schemas.microsoft.com/office/word/2018/wordml" xmlns:w16du="http://schemas.microsoft.com/office/word/2023/wordml/word16du" xmlns:w16sdtdh="http://schemas.microsoft.com/office/word/2020/wordml/sdtdatahash" xmlns:w16sdtfl="http://schemas.microsoft.com/office/word/2024/wordml/sdtformatlock" xmlns:w16se="http://schemas.microsoft.com/office/word/2015/wordml/symex" xmlns:wpg="http://schemas.microsoft.com/office/word/2010/wordprocessingGroup" xmlns:wpi="http://schemas.microsoft.com/office/word/2010/wordprocessingInk" xmlns:wne="http://schemas.microsoft.com/office/word/2006/wordml" xmlns:wps="http://schemas.microsoft.com/office/word/2010/wordprocessingShape" mc:Ignorable="w14 w15 w16se w16cid w16 w16cex w16sdtdh w16sdtfl w16du wp14">
   <w:abstractNum w:abstractNumId="0" w15:restartNumberingAfterBreak="0">
     <w:nsid w:val="08A835DA"/>
     <w:multiLevelType w:val="hybridMultilevel"/>
@@ -1246,19 +1404,21 @@
 </file>
 
 <file path=word/styles.xml><?xml version="1.0" encoding="utf-8"?>
-<w:styles xmlns:mc="http://schemas.openxmlformats.org/markup-compatibility/2006" xmlns:r="http://schemas.openxmlformats.org/officeDocument/2006/relationships" xmlns:w="http://schemas.openxmlformats.org/wordprocessingml/2006/main" xmlns:w14="http://schemas.microsoft.com/office/word/2010/wordml" xmlns:w15="http://schemas.microsoft.com/office/word/2012/wordml" xmlns:w16cex="http://schemas.microsoft.com/office/word/2018/wordml/cex" xmlns:w16cid="http://schemas.microsoft.com/office/word/2016/wordml/cid" xmlns:w16="http://schemas.microsoft.com/office/word/2018/wordml" xmlns:w16sdtdh="http://schemas.microsoft.com/office/word/2020/wordml/sdtdatahash" xmlns:w16se="http://schemas.microsoft.com/office/word/2015/wordml/symex" mc:Ignorable="w14 w15 w16se w16cid w16 w16cex w16sdtdh">
+<w:styles xmlns:mc="http://schemas.openxmlformats.org/markup-compatibility/2006" xmlns:r="http://schemas.openxmlformats.org/officeDocument/2006/relationships" xmlns:w="http://schemas.openxmlformats.org/wordprocessingml/2006/main" xmlns:w14="http://schemas.microsoft.com/office/word/2010/wordml" xmlns:w15="http://schemas.microsoft.com/office/word/2012/wordml" xmlns:w16cex="http://schemas.microsoft.com/office/word/2018/wordml/cex" xmlns:w16cid="http://schemas.microsoft.com/office/word/2016/wordml/cid" xmlns:w16="http://schemas.microsoft.com/office/word/2018/wordml" xmlns:w16du="http://schemas.microsoft.com/office/word/2023/wordml/word16du" xmlns:w16sdtdh="http://schemas.microsoft.com/office/word/2020/wordml/sdtdatahash" xmlns:w16sdtfl="http://schemas.microsoft.com/office/word/2024/wordml/sdtformatlock" xmlns:w16se="http://schemas.microsoft.com/office/word/2015/wordml/symex" mc:Ignorable="w14 w15 w16se w16cid w16 w16cex w16sdtdh w16sdtfl w16du">
   <w:docDefaults>
     <w:rPrDefault>
       <w:rPr>
-        <w:rFonts w:ascii="Cambria" w:eastAsia="Cambria" w:hAnsi="Cambria" w:cs="Cambria"/>
-        <w:sz w:val="22"/>
-        <w:szCs w:val="22"/>
-        <w:lang w:val="en" w:eastAsia="en-US" w:bidi="ar-SA"/>
+        <w:rFonts w:asciiTheme="minorHAnsi" w:eastAsiaTheme="minorHAnsi" w:hAnsiTheme="minorHAnsi" w:cstheme="minorBidi"/>
+        <w:kern w:val="2"/>
+        <w:sz w:val="24"/>
+        <w:szCs w:val="24"/>
+        <w:lang w:val="en-US" w:eastAsia="en-US" w:bidi="ar-SA"/>
+        <w14:ligatures w14:val="standardContextual"/>
       </w:rPr>
     </w:rPrDefault>
     <w:pPrDefault>
       <w:pPr>
-        <w:spacing w:after="200" w:line="276" w:lineRule="auto"/>
+        <w:spacing w:after="160" w:line="278" w:lineRule="auto"/>
       </w:pPr>
     </w:pPrDefault>
   </w:docDefaults>
@@ -1643,133 +1803,216 @@
   <w:style w:type="paragraph" w:default="1" w:styleId="Normal">
     <w:name w:val="Normal"/>
     <w:qFormat/>
+    <w:rsid w:val="000F6E79"/>
+    <w:pPr>
+      <w:spacing w:after="200" w:line="276" w:lineRule="auto"/>
+    </w:pPr>
+    <w:rPr>
+      <w:rFonts w:ascii="Cambria" w:eastAsia="Cambria" w:hAnsi="Cambria" w:cs="Cambria"/>
+      <w:kern w:val="0"/>
+      <w:sz w:val="22"/>
+      <w:szCs w:val="22"/>
+      <w:lang w:val="en"/>
+      <w14:ligatures w14:val="none"/>
+    </w:rPr>
   </w:style>
   <w:style w:type="paragraph" w:styleId="Heading1">
     <w:name w:val="heading 1"/>
     <w:basedOn w:val="Normal"/>
     <w:next w:val="Normal"/>
+    <w:link w:val="Heading1Char"/>
     <w:uiPriority w:val="9"/>
     <w:qFormat/>
+    <w:rsid w:val="00FB1E2C"/>
     <w:pPr>
       <w:keepNext/>
       <w:keepLines/>
-      <w:spacing w:before="480" w:after="0"/>
+      <w:spacing w:before="360" w:after="80"/>
       <w:outlineLvl w:val="0"/>
     </w:pPr>
     <w:rPr>
-      <w:rFonts w:ascii="Calibri" w:eastAsia="Calibri" w:hAnsi="Calibri" w:cs="Calibri"/>
-      <w:b/>
-      <w:bCs/>
-      <w:color w:val="366091"/>
-      <w:sz w:val="28"/>
-      <w:szCs w:val="28"/>
+      <w:rFonts w:asciiTheme="majorHAnsi" w:eastAsiaTheme="majorEastAsia" w:hAnsiTheme="majorHAnsi" w:cstheme="majorBidi"/>
+      <w:color w:val="0F4761" w:themeColor="accent1" w:themeShade="BF"/>
+      <w:sz w:val="40"/>
+      <w:szCs w:val="40"/>
     </w:rPr>
   </w:style>
   <w:style w:type="paragraph" w:styleId="Heading2">
     <w:name w:val="heading 2"/>
     <w:basedOn w:val="Normal"/>
     <w:next w:val="Normal"/>
+    <w:link w:val="Heading2Char"/>
     <w:uiPriority w:val="9"/>
     <w:semiHidden/>
     <w:unhideWhenUsed/>
     <w:qFormat/>
+    <w:rsid w:val="00FB1E2C"/>
     <w:pPr>
       <w:keepNext/>
       <w:keepLines/>
-      <w:spacing w:before="200" w:after="0"/>
+      <w:spacing w:before="160" w:after="80"/>
       <w:outlineLvl w:val="1"/>
     </w:pPr>
     <w:rPr>
-      <w:rFonts w:ascii="Calibri" w:eastAsia="Calibri" w:hAnsi="Calibri" w:cs="Calibri"/>
-      <w:b/>
-      <w:bCs/>
-      <w:color w:val="4F81BD"/>
-      <w:sz w:val="26"/>
-      <w:szCs w:val="26"/>
+      <w:rFonts w:asciiTheme="majorHAnsi" w:eastAsiaTheme="majorEastAsia" w:hAnsiTheme="majorHAnsi" w:cstheme="majorBidi"/>
+      <w:color w:val="0F4761" w:themeColor="accent1" w:themeShade="BF"/>
+      <w:sz w:val="32"/>
+      <w:szCs w:val="32"/>
     </w:rPr>
   </w:style>
   <w:style w:type="paragraph" w:styleId="Heading3">
     <w:name w:val="heading 3"/>
     <w:basedOn w:val="Normal"/>
     <w:next w:val="Normal"/>
+    <w:link w:val="Heading3Char"/>
     <w:uiPriority w:val="9"/>
     <w:semiHidden/>
     <w:unhideWhenUsed/>
     <w:qFormat/>
+    <w:rsid w:val="00FB1E2C"/>
     <w:pPr>
       <w:keepNext/>
       <w:keepLines/>
-      <w:spacing w:before="200" w:after="0"/>
+      <w:spacing w:before="160" w:after="80"/>
       <w:outlineLvl w:val="2"/>
     </w:pPr>
     <w:rPr>
-      <w:rFonts w:ascii="Calibri" w:eastAsia="Calibri" w:hAnsi="Calibri" w:cs="Calibri"/>
-      <w:b/>
-      <w:bCs/>
-      <w:color w:val="4F81BD"/>
+      <w:rFonts w:eastAsiaTheme="majorEastAsia" w:cstheme="majorBidi"/>
+      <w:color w:val="0F4761" w:themeColor="accent1" w:themeShade="BF"/>
+      <w:sz w:val="28"/>
+      <w:szCs w:val="28"/>
     </w:rPr>
   </w:style>
   <w:style w:type="paragraph" w:styleId="Heading4">
     <w:name w:val="heading 4"/>
     <w:basedOn w:val="Normal"/>
     <w:next w:val="Normal"/>
+    <w:link w:val="Heading4Char"/>
     <w:uiPriority w:val="9"/>
     <w:semiHidden/>
     <w:unhideWhenUsed/>
     <w:qFormat/>
+    <w:rsid w:val="00FB1E2C"/>
     <w:pPr>
       <w:keepNext/>
       <w:keepLines/>
-      <w:spacing w:before="200" w:after="0"/>
+      <w:spacing w:before="80" w:after="40"/>
       <w:outlineLvl w:val="3"/>
     </w:pPr>
     <w:rPr>
-      <w:rFonts w:ascii="Calibri" w:eastAsia="Calibri" w:hAnsi="Calibri" w:cs="Calibri"/>
-      <w:b/>
-      <w:bCs/>
+      <w:rFonts w:eastAsiaTheme="majorEastAsia" w:cstheme="majorBidi"/>
       <w:i/>
       <w:iCs/>
-      <w:color w:val="4F81BD"/>
+      <w:color w:val="0F4761" w:themeColor="accent1" w:themeShade="BF"/>
     </w:rPr>
   </w:style>
   <w:style w:type="paragraph" w:styleId="Heading5">
     <w:name w:val="heading 5"/>
     <w:basedOn w:val="Normal"/>
     <w:next w:val="Normal"/>
+    <w:link w:val="Heading5Char"/>
     <w:uiPriority w:val="9"/>
     <w:semiHidden/>
     <w:unhideWhenUsed/>
     <w:qFormat/>
+    <w:rsid w:val="00FB1E2C"/>
     <w:pPr>
       <w:keepNext/>
       <w:keepLines/>
-      <w:spacing w:before="200" w:after="0"/>
+      <w:spacing w:before="80" w:after="40"/>
       <w:outlineLvl w:val="4"/>
     </w:pPr>
     <w:rPr>
-      <w:rFonts w:ascii="Calibri" w:eastAsia="Calibri" w:hAnsi="Calibri" w:cs="Calibri"/>
-      <w:color w:val="243F61"/>
+      <w:rFonts w:eastAsiaTheme="majorEastAsia" w:cstheme="majorBidi"/>
+      <w:color w:val="0F4761" w:themeColor="accent1" w:themeShade="BF"/>
     </w:rPr>
   </w:style>
   <w:style w:type="paragraph" w:styleId="Heading6">
     <w:name w:val="heading 6"/>
     <w:basedOn w:val="Normal"/>
     <w:next w:val="Normal"/>
+    <w:link w:val="Heading6Char"/>
     <w:uiPriority w:val="9"/>
     <w:semiHidden/>
     <w:unhideWhenUsed/>
     <w:qFormat/>
+    <w:rsid w:val="00FB1E2C"/>
     <w:pPr>
       <w:keepNext/>
       <w:keepLines/>
-      <w:spacing w:before="200" w:after="0"/>
+      <w:spacing w:before="40" w:after="0"/>
       <w:outlineLvl w:val="5"/>
     </w:pPr>
     <w:rPr>
-      <w:rFonts w:ascii="Calibri" w:eastAsia="Calibri" w:hAnsi="Calibri" w:cs="Calibri"/>
+      <w:rFonts w:eastAsiaTheme="majorEastAsia" w:cstheme="majorBidi"/>
       <w:i/>
       <w:iCs/>
-      <w:color w:val="243F61"/>
+      <w:color w:val="595959" w:themeColor="text1" w:themeTint="A6"/>
+    </w:rPr>
+  </w:style>
+  <w:style w:type="paragraph" w:styleId="Heading7">
+    <w:name w:val="heading 7"/>
+    <w:basedOn w:val="Normal"/>
+    <w:next w:val="Normal"/>
+    <w:link w:val="Heading7Char"/>
+    <w:uiPriority w:val="9"/>
+    <w:semiHidden/>
+    <w:unhideWhenUsed/>
+    <w:qFormat/>
+    <w:rsid w:val="00FB1E2C"/>
+    <w:pPr>
+      <w:keepNext/>
+      <w:keepLines/>
+      <w:spacing w:before="40" w:after="0"/>
+      <w:outlineLvl w:val="6"/>
+    </w:pPr>
+    <w:rPr>
+      <w:rFonts w:eastAsiaTheme="majorEastAsia" w:cstheme="majorBidi"/>
+      <w:color w:val="595959" w:themeColor="text1" w:themeTint="A6"/>
+    </w:rPr>
+  </w:style>
+  <w:style w:type="paragraph" w:styleId="Heading8">
+    <w:name w:val="heading 8"/>
+    <w:basedOn w:val="Normal"/>
+    <w:next w:val="Normal"/>
+    <w:link w:val="Heading8Char"/>
+    <w:uiPriority w:val="9"/>
+    <w:semiHidden/>
+    <w:unhideWhenUsed/>
+    <w:qFormat/>
+    <w:rsid w:val="00FB1E2C"/>
+    <w:pPr>
+      <w:keepNext/>
+      <w:keepLines/>
+      <w:spacing w:after="0"/>
+      <w:outlineLvl w:val="7"/>
+    </w:pPr>
+    <w:rPr>
+      <w:rFonts w:eastAsiaTheme="majorEastAsia" w:cstheme="majorBidi"/>
+      <w:i/>
+      <w:iCs/>
+      <w:color w:val="272727" w:themeColor="text1" w:themeTint="D8"/>
+    </w:rPr>
+  </w:style>
+  <w:style w:type="paragraph" w:styleId="Heading9">
+    <w:name w:val="heading 9"/>
+    <w:basedOn w:val="Normal"/>
+    <w:next w:val="Normal"/>
+    <w:link w:val="Heading9Char"/>
+    <w:uiPriority w:val="9"/>
+    <w:semiHidden/>
+    <w:unhideWhenUsed/>
+    <w:qFormat/>
+    <w:rsid w:val="00FB1E2C"/>
+    <w:pPr>
+      <w:keepNext/>
+      <w:keepLines/>
+      <w:spacing w:after="0"/>
+      <w:outlineLvl w:val="8"/>
+    </w:pPr>
+    <w:rPr>
+      <w:rFonts w:eastAsiaTheme="majorEastAsia" w:cstheme="majorBidi"/>
+      <w:color w:val="272727" w:themeColor="text1" w:themeTint="D8"/>
     </w:rPr>
   </w:style>
   <w:style w:type="character" w:default="1" w:styleId="DefaultParagraphFont">
@@ -1799,49 +2042,222 @@
     <w:semiHidden/>
     <w:unhideWhenUsed/>
   </w:style>
-  <w:style w:type="table" w:customStyle="1" w:styleId="TableNormal0">
-    <w:name w:val="TableNormal"/>
-    <w:tblPr>
-      <w:tblCellMar>
-        <w:top w:w="100" w:type="dxa"/>
-        <w:left w:w="100" w:type="dxa"/>
-        <w:bottom w:w="100" w:type="dxa"/>
-        <w:right w:w="100" w:type="dxa"/>
-      </w:tblCellMar>
-    </w:tblPr>
+  <w:style w:type="character" w:customStyle="1" w:styleId="Heading1Char">
+    <w:name w:val="Heading 1 Char"/>
+    <w:basedOn w:val="DefaultParagraphFont"/>
+    <w:link w:val="Heading1"/>
+    <w:uiPriority w:val="9"/>
+    <w:rsid w:val="00FB1E2C"/>
+    <w:rPr>
+      <w:rFonts w:asciiTheme="majorHAnsi" w:eastAsiaTheme="majorEastAsia" w:hAnsiTheme="majorHAnsi" w:cstheme="majorBidi"/>
+      <w:color w:val="0F4761" w:themeColor="accent1" w:themeShade="BF"/>
+      <w:sz w:val="40"/>
+      <w:szCs w:val="40"/>
+    </w:rPr>
+  </w:style>
+  <w:style w:type="character" w:customStyle="1" w:styleId="Heading2Char">
+    <w:name w:val="Heading 2 Char"/>
+    <w:basedOn w:val="DefaultParagraphFont"/>
+    <w:link w:val="Heading2"/>
+    <w:uiPriority w:val="9"/>
+    <w:semiHidden/>
+    <w:rsid w:val="00FB1E2C"/>
+    <w:rPr>
+      <w:rFonts w:asciiTheme="majorHAnsi" w:eastAsiaTheme="majorEastAsia" w:hAnsiTheme="majorHAnsi" w:cstheme="majorBidi"/>
+      <w:color w:val="0F4761" w:themeColor="accent1" w:themeShade="BF"/>
+      <w:sz w:val="32"/>
+      <w:szCs w:val="32"/>
+    </w:rPr>
+  </w:style>
+  <w:style w:type="character" w:customStyle="1" w:styleId="Heading3Char">
+    <w:name w:val="Heading 3 Char"/>
+    <w:basedOn w:val="DefaultParagraphFont"/>
+    <w:link w:val="Heading3"/>
+    <w:uiPriority w:val="9"/>
+    <w:semiHidden/>
+    <w:rsid w:val="00FB1E2C"/>
+    <w:rPr>
+      <w:rFonts w:eastAsiaTheme="majorEastAsia" w:cstheme="majorBidi"/>
+      <w:color w:val="0F4761" w:themeColor="accent1" w:themeShade="BF"/>
+      <w:sz w:val="28"/>
+      <w:szCs w:val="28"/>
+    </w:rPr>
+  </w:style>
+  <w:style w:type="character" w:customStyle="1" w:styleId="Heading4Char">
+    <w:name w:val="Heading 4 Char"/>
+    <w:basedOn w:val="DefaultParagraphFont"/>
+    <w:link w:val="Heading4"/>
+    <w:uiPriority w:val="9"/>
+    <w:semiHidden/>
+    <w:rsid w:val="00FB1E2C"/>
+    <w:rPr>
+      <w:rFonts w:eastAsiaTheme="majorEastAsia" w:cstheme="majorBidi"/>
+      <w:i/>
+      <w:iCs/>
+      <w:color w:val="0F4761" w:themeColor="accent1" w:themeShade="BF"/>
+    </w:rPr>
+  </w:style>
+  <w:style w:type="character" w:customStyle="1" w:styleId="Heading5Char">
+    <w:name w:val="Heading 5 Char"/>
+    <w:basedOn w:val="DefaultParagraphFont"/>
+    <w:link w:val="Heading5"/>
+    <w:uiPriority w:val="9"/>
+    <w:semiHidden/>
+    <w:rsid w:val="00FB1E2C"/>
+    <w:rPr>
+      <w:rFonts w:eastAsiaTheme="majorEastAsia" w:cstheme="majorBidi"/>
+      <w:color w:val="0F4761" w:themeColor="accent1" w:themeShade="BF"/>
+    </w:rPr>
+  </w:style>
+  <w:style w:type="character" w:customStyle="1" w:styleId="Heading6Char">
+    <w:name w:val="Heading 6 Char"/>
+    <w:basedOn w:val="DefaultParagraphFont"/>
+    <w:link w:val="Heading6"/>
+    <w:uiPriority w:val="9"/>
+    <w:semiHidden/>
+    <w:rsid w:val="00FB1E2C"/>
+    <w:rPr>
+      <w:rFonts w:eastAsiaTheme="majorEastAsia" w:cstheme="majorBidi"/>
+      <w:i/>
+      <w:iCs/>
+      <w:color w:val="595959" w:themeColor="text1" w:themeTint="A6"/>
+    </w:rPr>
+  </w:style>
+  <w:style w:type="character" w:customStyle="1" w:styleId="Heading7Char">
+    <w:name w:val="Heading 7 Char"/>
+    <w:basedOn w:val="DefaultParagraphFont"/>
+    <w:link w:val="Heading7"/>
+    <w:uiPriority w:val="9"/>
+    <w:semiHidden/>
+    <w:rsid w:val="00FB1E2C"/>
+    <w:rPr>
+      <w:rFonts w:eastAsiaTheme="majorEastAsia" w:cstheme="majorBidi"/>
+      <w:color w:val="595959" w:themeColor="text1" w:themeTint="A6"/>
+    </w:rPr>
+  </w:style>
+  <w:style w:type="character" w:customStyle="1" w:styleId="Heading8Char">
+    <w:name w:val="Heading 8 Char"/>
+    <w:basedOn w:val="DefaultParagraphFont"/>
+    <w:link w:val="Heading8"/>
+    <w:uiPriority w:val="9"/>
+    <w:semiHidden/>
+    <w:rsid w:val="00FB1E2C"/>
+    <w:rPr>
+      <w:rFonts w:eastAsiaTheme="majorEastAsia" w:cstheme="majorBidi"/>
+      <w:i/>
+      <w:iCs/>
+      <w:color w:val="272727" w:themeColor="text1" w:themeTint="D8"/>
+    </w:rPr>
+  </w:style>
+  <w:style w:type="character" w:customStyle="1" w:styleId="Heading9Char">
+    <w:name w:val="Heading 9 Char"/>
+    <w:basedOn w:val="DefaultParagraphFont"/>
+    <w:link w:val="Heading9"/>
+    <w:uiPriority w:val="9"/>
+    <w:semiHidden/>
+    <w:rsid w:val="00FB1E2C"/>
+    <w:rPr>
+      <w:rFonts w:eastAsiaTheme="majorEastAsia" w:cstheme="majorBidi"/>
+      <w:color w:val="272727" w:themeColor="text1" w:themeTint="D8"/>
+    </w:rPr>
   </w:style>
   <w:style w:type="paragraph" w:styleId="Title">
     <w:name w:val="Title"/>
     <w:basedOn w:val="Normal"/>
     <w:next w:val="Normal"/>
+    <w:link w:val="TitleChar"/>
     <w:uiPriority w:val="10"/>
     <w:qFormat/>
+    <w:rsid w:val="00FB1E2C"/>
     <w:pPr>
-      <w:pBdr>
-        <w:bottom w:val="single" w:sz="8" w:space="4" w:color="4F81BD"/>
-      </w:pBdr>
-      <w:spacing w:after="300" w:line="240" w:lineRule="auto"/>
+      <w:spacing w:after="80" w:line="240" w:lineRule="auto"/>
+      <w:contextualSpacing/>
     </w:pPr>
     <w:rPr>
-      <w:rFonts w:ascii="Calibri" w:eastAsia="Calibri" w:hAnsi="Calibri" w:cs="Calibri"/>
-      <w:color w:val="17365D"/>
-      <w:sz w:val="52"/>
-      <w:szCs w:val="52"/>
+      <w:rFonts w:asciiTheme="majorHAnsi" w:eastAsiaTheme="majorEastAsia" w:hAnsiTheme="majorHAnsi" w:cstheme="majorBidi"/>
+      <w:spacing w:val="-10"/>
+      <w:kern w:val="28"/>
+      <w:sz w:val="56"/>
+      <w:szCs w:val="56"/>
+    </w:rPr>
+  </w:style>
+  <w:style w:type="character" w:customStyle="1" w:styleId="TitleChar">
+    <w:name w:val="Title Char"/>
+    <w:basedOn w:val="DefaultParagraphFont"/>
+    <w:link w:val="Title"/>
+    <w:uiPriority w:val="10"/>
+    <w:rsid w:val="00FB1E2C"/>
+    <w:rPr>
+      <w:rFonts w:asciiTheme="majorHAnsi" w:eastAsiaTheme="majorEastAsia" w:hAnsiTheme="majorHAnsi" w:cstheme="majorBidi"/>
+      <w:spacing w:val="-10"/>
+      <w:kern w:val="28"/>
+      <w:sz w:val="56"/>
+      <w:szCs w:val="56"/>
     </w:rPr>
   </w:style>
   <w:style w:type="paragraph" w:styleId="Subtitle">
     <w:name w:val="Subtitle"/>
     <w:basedOn w:val="Normal"/>
     <w:next w:val="Normal"/>
+    <w:link w:val="SubtitleChar"/>
     <w:uiPriority w:val="11"/>
     <w:qFormat/>
-    <w:rPr>
-      <w:rFonts w:ascii="Calibri" w:eastAsia="Calibri" w:hAnsi="Calibri" w:cs="Calibri"/>
+    <w:rsid w:val="00FB1E2C"/>
+    <w:pPr>
+      <w:numPr>
+        <w:ilvl w:val="1"/>
+      </w:numPr>
+    </w:pPr>
+    <w:rPr>
+      <w:rFonts w:eastAsiaTheme="majorEastAsia" w:cstheme="majorBidi"/>
+      <w:color w:val="595959" w:themeColor="text1" w:themeTint="A6"/>
+      <w:spacing w:val="15"/>
+      <w:sz w:val="28"/>
+      <w:szCs w:val="28"/>
+    </w:rPr>
+  </w:style>
+  <w:style w:type="character" w:customStyle="1" w:styleId="SubtitleChar">
+    <w:name w:val="Subtitle Char"/>
+    <w:basedOn w:val="DefaultParagraphFont"/>
+    <w:link w:val="Subtitle"/>
+    <w:uiPriority w:val="11"/>
+    <w:rsid w:val="00FB1E2C"/>
+    <w:rPr>
+      <w:rFonts w:eastAsiaTheme="majorEastAsia" w:cstheme="majorBidi"/>
+      <w:color w:val="595959" w:themeColor="text1" w:themeTint="A6"/>
+      <w:spacing w:val="15"/>
+      <w:sz w:val="28"/>
+      <w:szCs w:val="28"/>
+    </w:rPr>
+  </w:style>
+  <w:style w:type="paragraph" w:styleId="Quote">
+    <w:name w:val="Quote"/>
+    <w:basedOn w:val="Normal"/>
+    <w:next w:val="Normal"/>
+    <w:link w:val="QuoteChar"/>
+    <w:uiPriority w:val="29"/>
+    <w:qFormat/>
+    <w:rsid w:val="00FB1E2C"/>
+    <w:pPr>
+      <w:spacing w:before="160"/>
+      <w:jc w:val="center"/>
+    </w:pPr>
+    <w:rPr>
       <w:i/>
       <w:iCs/>
-      <w:color w:val="4F81BD"/>
-      <w:sz w:val="24"/>
-      <w:szCs w:val="24"/>
+      <w:color w:val="404040" w:themeColor="text1" w:themeTint="BF"/>
+    </w:rPr>
+  </w:style>
+  <w:style w:type="character" w:customStyle="1" w:styleId="QuoteChar">
+    <w:name w:val="Quote Char"/>
+    <w:basedOn w:val="DefaultParagraphFont"/>
+    <w:link w:val="Quote"/>
+    <w:uiPriority w:val="29"/>
+    <w:rsid w:val="00FB1E2C"/>
+    <w:rPr>
+      <w:i/>
+      <w:iCs/>
+      <w:color w:val="404040" w:themeColor="text1" w:themeTint="BF"/>
     </w:rPr>
   </w:style>
   <w:style w:type="paragraph" w:styleId="ListParagraph">
@@ -1849,11 +2265,72 @@
     <w:basedOn w:val="Normal"/>
     <w:uiPriority w:val="34"/>
     <w:qFormat/>
-    <w:rsid w:val="00E50722"/>
+    <w:rsid w:val="00FB1E2C"/>
     <w:pPr>
       <w:ind w:left="720"/>
       <w:contextualSpacing/>
     </w:pPr>
+  </w:style>
+  <w:style w:type="character" w:styleId="IntenseEmphasis">
+    <w:name w:val="Intense Emphasis"/>
+    <w:basedOn w:val="DefaultParagraphFont"/>
+    <w:uiPriority w:val="21"/>
+    <w:qFormat/>
+    <w:rsid w:val="00FB1E2C"/>
+    <w:rPr>
+      <w:i/>
+      <w:iCs/>
+      <w:color w:val="0F4761" w:themeColor="accent1" w:themeShade="BF"/>
+    </w:rPr>
+  </w:style>
+  <w:style w:type="paragraph" w:styleId="IntenseQuote">
+    <w:name w:val="Intense Quote"/>
+    <w:basedOn w:val="Normal"/>
+    <w:next w:val="Normal"/>
+    <w:link w:val="IntenseQuoteChar"/>
+    <w:uiPriority w:val="30"/>
+    <w:qFormat/>
+    <w:rsid w:val="00FB1E2C"/>
+    <w:pPr>
+      <w:pBdr>
+        <w:top w:val="single" w:sz="4" w:space="10" w:color="0F4761" w:themeColor="accent1" w:themeShade="BF"/>
+        <w:bottom w:val="single" w:sz="4" w:space="10" w:color="0F4761" w:themeColor="accent1" w:themeShade="BF"/>
+      </w:pBdr>
+      <w:spacing w:before="360" w:after="360"/>
+      <w:ind w:left="864" w:right="864"/>
+      <w:jc w:val="center"/>
+    </w:pPr>
+    <w:rPr>
+      <w:i/>
+      <w:iCs/>
+      <w:color w:val="0F4761" w:themeColor="accent1" w:themeShade="BF"/>
+    </w:rPr>
+  </w:style>
+  <w:style w:type="character" w:customStyle="1" w:styleId="IntenseQuoteChar">
+    <w:name w:val="Intense Quote Char"/>
+    <w:basedOn w:val="DefaultParagraphFont"/>
+    <w:link w:val="IntenseQuote"/>
+    <w:uiPriority w:val="30"/>
+    <w:rsid w:val="00FB1E2C"/>
+    <w:rPr>
+      <w:i/>
+      <w:iCs/>
+      <w:color w:val="0F4761" w:themeColor="accent1" w:themeShade="BF"/>
+    </w:rPr>
+  </w:style>
+  <w:style w:type="character" w:styleId="IntenseReference">
+    <w:name w:val="Intense Reference"/>
+    <w:basedOn w:val="DefaultParagraphFont"/>
+    <w:uiPriority w:val="32"/>
+    <w:qFormat/>
+    <w:rsid w:val="00FB1E2C"/>
+    <w:rPr>
+      <w:b/>
+      <w:bCs/>
+      <w:smallCaps/>
+      <w:color w:val="0F4761" w:themeColor="accent1" w:themeShade="BF"/>
+      <w:spacing w:val="5"/>
+    </w:rPr>
   </w:style>
 </w:styles>
 </file>
@@ -1869,44 +2346,44 @@
         <a:sysClr val="window" lastClr="FFFFFF"/>
       </a:lt1>
       <a:dk2>
-        <a:srgbClr val="1F497D"/>
+        <a:srgbClr val="0E2841"/>
       </a:dk2>
       <a:lt2>
-        <a:srgbClr val="EEECE1"/>
+        <a:srgbClr val="E8E8E8"/>
       </a:lt2>
       <a:accent1>
-        <a:srgbClr val="4F81BD"/>
+        <a:srgbClr val="156082"/>
       </a:accent1>
       <a:accent2>
-        <a:srgbClr val="C0504D"/>
+        <a:srgbClr val="E97132"/>
       </a:accent2>
       <a:accent3>
-        <a:srgbClr val="9BBB59"/>
+        <a:srgbClr val="196B24"/>
       </a:accent3>
       <a:accent4>
-        <a:srgbClr val="8064A2"/>
+        <a:srgbClr val="0F9ED5"/>
       </a:accent4>
       <a:accent5>
-        <a:srgbClr val="4BACC6"/>
+        <a:srgbClr val="A02B93"/>
       </a:accent5>
       <a:accent6>
-        <a:srgbClr val="F79646"/>
+        <a:srgbClr val="4EA72E"/>
       </a:accent6>
       <a:hlink>
-        <a:srgbClr val="0000FF"/>
+        <a:srgbClr val="467886"/>
       </a:hlink>
       <a:folHlink>
-        <a:srgbClr val="800080"/>
+        <a:srgbClr val="96607D"/>
       </a:folHlink>
     </a:clrScheme>
     <a:fontScheme name="Office">
       <a:majorFont>
-        <a:latin typeface="Calibri"/>
+        <a:latin typeface="Aptos Display" panose="02110004020202020204"/>
         <a:ea typeface=""/>
         <a:cs typeface=""/>
-        <a:font script="Jpan" typeface="ＭＳ ゴシック"/>
+        <a:font script="Jpan" typeface="游ゴシック Light"/>
         <a:font script="Hang" typeface="맑은 고딕"/>
-        <a:font script="Hans" typeface="宋体"/>
+        <a:font script="Hans" typeface="等线 Light"/>
         <a:font script="Hant" typeface="新細明體"/>
         <a:font script="Arab" typeface="Times New Roman"/>
         <a:font script="Hebr" typeface="Times New Roman"/>
@@ -1934,14 +2411,31 @@
         <a:font script="Viet" typeface="Times New Roman"/>
         <a:font script="Uigh" typeface="Microsoft Uighur"/>
         <a:font script="Geor" typeface="Sylfaen"/>
+        <a:font script="Armn" typeface="Arial"/>
+        <a:font script="Bugi" typeface="Leelawadee UI"/>
+        <a:font script="Bopo" typeface="Microsoft JhengHei"/>
+        <a:font script="Java" typeface="Javanese Text"/>
+        <a:font script="Lisu" typeface="Segoe UI"/>
+        <a:font script="Mymr" typeface="Myanmar Text"/>
+        <a:font script="Nkoo" typeface="Ebrima"/>
+        <a:font script="Olck" typeface="Nirmala UI"/>
+        <a:font script="Osma" typeface="Ebrima"/>
+        <a:font script="Phag" typeface="Phagspa"/>
+        <a:font script="Syrn" typeface="Estrangelo Edessa"/>
+        <a:font script="Syrj" typeface="Estrangelo Edessa"/>
+        <a:font script="Syre" typeface="Estrangelo Edessa"/>
+        <a:font script="Sora" typeface="Nirmala UI"/>
+        <a:font script="Tale" typeface="Microsoft Tai Le"/>
+        <a:font script="Talu" typeface="Microsoft New Tai Lue"/>
+        <a:font script="Tfng" typeface="Ebrima"/>
       </a:majorFont>
       <a:minorFont>
-        <a:latin typeface="Cambria"/>
+        <a:latin typeface="Aptos" panose="02110004020202020204"/>
         <a:ea typeface=""/>
         <a:cs typeface=""/>
-        <a:font script="Jpan" typeface="ＭＳ 明朝"/>
+        <a:font script="Jpan" typeface="游明朝"/>
         <a:font script="Hang" typeface="맑은 고딕"/>
-        <a:font script="Hans" typeface="宋体"/>
+        <a:font script="Hans" typeface="等线"/>
         <a:font script="Hant" typeface="新細明體"/>
         <a:font script="Arab" typeface="Arial"/>
         <a:font script="Hebr" typeface="Arial"/>
@@ -1969,6 +2463,23 @@
         <a:font script="Viet" typeface="Arial"/>
         <a:font script="Uigh" typeface="Microsoft Uighur"/>
         <a:font script="Geor" typeface="Sylfaen"/>
+        <a:font script="Armn" typeface="Arial"/>
+        <a:font script="Bugi" typeface="Leelawadee UI"/>
+        <a:font script="Bopo" typeface="Microsoft JhengHei"/>
+        <a:font script="Java" typeface="Javanese Text"/>
+        <a:font script="Lisu" typeface="Segoe UI"/>
+        <a:font script="Mymr" typeface="Myanmar Text"/>
+        <a:font script="Nkoo" typeface="Ebrima"/>
+        <a:font script="Olck" typeface="Nirmala UI"/>
+        <a:font script="Osma" typeface="Ebrima"/>
+        <a:font script="Phag" typeface="Phagspa"/>
+        <a:font script="Syrn" typeface="Estrangelo Edessa"/>
+        <a:font script="Syrj" typeface="Estrangelo Edessa"/>
+        <a:font script="Syre" typeface="Estrangelo Edessa"/>
+        <a:font script="Sora" typeface="Nirmala UI"/>
+        <a:font script="Tale" typeface="Microsoft Tai Le"/>
+        <a:font script="Talu" typeface="Microsoft New Tai Lue"/>
+        <a:font script="Tfng" typeface="Ebrima"/>
       </a:minorFont>
     </a:fontScheme>
     <a:fmtScheme name="Office">
@@ -1980,180 +2491,136 @@
           <a:gsLst>
             <a:gs pos="0">
               <a:schemeClr val="phClr">
-                <a:tint val="50000"/>
-                <a:satMod val="300000"/>
+                <a:lumMod val="110000"/>
+                <a:satMod val="105000"/>
+                <a:tint val="67000"/>
               </a:schemeClr>
             </a:gs>
-            <a:gs pos="35000">
+            <a:gs pos="50000">
               <a:schemeClr val="phClr">
-                <a:tint val="37000"/>
-                <a:satMod val="300000"/>
+                <a:lumMod val="105000"/>
+                <a:satMod val="103000"/>
+                <a:tint val="73000"/>
               </a:schemeClr>
             </a:gs>
             <a:gs pos="100000">
               <a:schemeClr val="phClr">
-                <a:tint val="15000"/>
-                <a:satMod val="350000"/>
+                <a:lumMod val="105000"/>
+                <a:satMod val="109000"/>
+                <a:tint val="81000"/>
               </a:schemeClr>
             </a:gs>
           </a:gsLst>
-          <a:lin ang="16200000" scaled="1"/>
+          <a:lin ang="5400000" scaled="0"/>
         </a:gradFill>
         <a:gradFill rotWithShape="1">
           <a:gsLst>
             <a:gs pos="0">
               <a:schemeClr val="phClr">
-                <a:tint val="100000"/>
+                <a:satMod val="103000"/>
+                <a:lumMod val="102000"/>
+                <a:tint val="94000"/>
+              </a:schemeClr>
+            </a:gs>
+            <a:gs pos="50000">
+              <a:schemeClr val="phClr">
+                <a:satMod val="110000"/>
+                <a:lumMod val="100000"/>
                 <a:shade val="100000"/>
-                <a:satMod val="130000"/>
               </a:schemeClr>
             </a:gs>
             <a:gs pos="100000">
               <a:schemeClr val="phClr">
-                <a:tint val="50000"/>
-                <a:shade val="100000"/>
-                <a:satMod val="350000"/>
+                <a:lumMod val="99000"/>
+                <a:satMod val="120000"/>
+                <a:shade val="78000"/>
               </a:schemeClr>
             </a:gs>
           </a:gsLst>
-          <a:lin ang="16200000" scaled="0"/>
+          <a:lin ang="5400000" scaled="0"/>
         </a:gradFill>
       </a:fillStyleLst>
       <a:lnStyleLst>
-        <a:ln w="9525" cap="flat" cmpd="sng" algn="ctr">
+        <a:ln w="12700" cap="flat" cmpd="sng" algn="ctr">
           <a:solidFill>
-            <a:schemeClr val="phClr">
-              <a:shade val="95000"/>
-              <a:satMod val="105000"/>
-            </a:schemeClr>
+            <a:schemeClr val="phClr"/>
           </a:solidFill>
           <a:prstDash val="solid"/>
+          <a:miter lim="800000"/>
+        </a:ln>
+        <a:ln w="19050" cap="flat" cmpd="sng" algn="ctr">
+          <a:solidFill>
+            <a:schemeClr val="phClr"/>
+          </a:solidFill>
+          <a:prstDash val="solid"/>
+          <a:miter lim="800000"/>
         </a:ln>
         <a:ln w="25400" cap="flat" cmpd="sng" algn="ctr">
           <a:solidFill>
             <a:schemeClr val="phClr"/>
           </a:solidFill>
           <a:prstDash val="solid"/>
-        </a:ln>
-        <a:ln w="38100" cap="flat" cmpd="sng" algn="ctr">
-          <a:solidFill>
-            <a:schemeClr val="phClr"/>
-          </a:solidFill>
-          <a:prstDash val="solid"/>
+          <a:miter lim="800000"/>
         </a:ln>
       </a:lnStyleLst>
       <a:effectStyleLst>
         <a:effectStyle>
+          <a:effectLst/>
+        </a:effectStyle>
+        <a:effectStyle>
+          <a:effectLst/>
+        </a:effectStyle>
+        <a:effectStyle>
           <a:effectLst>
-            <a:outerShdw blurRad="40000" dist="20000" dir="5400000" rotWithShape="0">
+            <a:outerShdw blurRad="57150" dist="19050" dir="5400000" algn="ctr" rotWithShape="0">
               <a:srgbClr val="000000">
-                <a:alpha val="38000"/>
+                <a:alpha val="63000"/>
               </a:srgbClr>
             </a:outerShdw>
           </a:effectLst>
-        </a:effectStyle>
-        <a:effectStyle>
-          <a:effectLst>
-            <a:outerShdw blurRad="40000" dist="23000" dir="5400000" rotWithShape="0">
-              <a:srgbClr val="000000">
-                <a:alpha val="35000"/>
-              </a:srgbClr>
-            </a:outerShdw>
-          </a:effectLst>
-        </a:effectStyle>
-        <a:effectStyle>
-          <a:effectLst>
-            <a:outerShdw blurRad="40000" dist="23000" dir="5400000" rotWithShape="0">
-              <a:srgbClr val="000000">
-                <a:alpha val="35000"/>
-              </a:srgbClr>
-            </a:outerShdw>
-          </a:effectLst>
-          <a:scene3d>
-            <a:camera prst="orthographicFront">
-              <a:rot lat="0" lon="0" rev="0"/>
-            </a:camera>
-            <a:lightRig rig="threePt" dir="t">
-              <a:rot lat="0" lon="0" rev="1200000"/>
-            </a:lightRig>
-          </a:scene3d>
-          <a:sp3d>
-            <a:bevelT w="63500" h="25400"/>
-          </a:sp3d>
         </a:effectStyle>
       </a:effectStyleLst>
       <a:bgFillStyleLst>
         <a:solidFill>
           <a:schemeClr val="phClr"/>
         </a:solidFill>
+        <a:solidFill>
+          <a:schemeClr val="phClr">
+            <a:tint val="95000"/>
+            <a:satMod val="170000"/>
+          </a:schemeClr>
+        </a:solidFill>
         <a:gradFill rotWithShape="1">
           <a:gsLst>
             <a:gs pos="0">
               <a:schemeClr val="phClr">
-                <a:tint val="40000"/>
-                <a:satMod val="350000"/>
+                <a:tint val="93000"/>
+                <a:satMod val="150000"/>
+                <a:shade val="98000"/>
+                <a:lumMod val="102000"/>
               </a:schemeClr>
             </a:gs>
-            <a:gs pos="40000">
+            <a:gs pos="50000">
               <a:schemeClr val="phClr">
-                <a:tint val="45000"/>
-                <a:shade val="99000"/>
-                <a:satMod val="350000"/>
+                <a:tint val="98000"/>
+                <a:satMod val="130000"/>
+                <a:shade val="90000"/>
+                <a:lumMod val="103000"/>
               </a:schemeClr>
             </a:gs>
             <a:gs pos="100000">
               <a:schemeClr val="phClr">
-                <a:shade val="20000"/>
-                <a:satMod val="255000"/>
+                <a:shade val="63000"/>
+                <a:satMod val="120000"/>
               </a:schemeClr>
             </a:gs>
           </a:gsLst>
-          <a:path path="circle">
-            <a:fillToRect l="50000" t="-80000" r="50000" b="180000"/>
-          </a:path>
-        </a:gradFill>
-        <a:gradFill rotWithShape="1">
-          <a:gsLst>
-            <a:gs pos="0">
-              <a:schemeClr val="phClr">
-                <a:tint val="80000"/>
-                <a:satMod val="300000"/>
-              </a:schemeClr>
-            </a:gs>
-            <a:gs pos="100000">
-              <a:schemeClr val="phClr">
-                <a:shade val="30000"/>
-                <a:satMod val="200000"/>
-              </a:schemeClr>
-            </a:gs>
-          </a:gsLst>
-          <a:path path="circle">
-            <a:fillToRect l="50000" t="50000" r="50000" b="50000"/>
-          </a:path>
+          <a:lin ang="5400000" scaled="0"/>
         </a:gradFill>
       </a:bgFillStyleLst>
     </a:fmtScheme>
   </a:themeElements>
   <a:objectDefaults>
-    <a:spDef>
-      <a:spPr/>
-      <a:bodyPr/>
-      <a:lstStyle/>
-      <a:style>
-        <a:lnRef idx="1">
-          <a:schemeClr val="accent1"/>
-        </a:lnRef>
-        <a:fillRef idx="3">
-          <a:schemeClr val="accent1"/>
-        </a:fillRef>
-        <a:effectRef idx="2">
-          <a:schemeClr val="accent1"/>
-        </a:effectRef>
-        <a:fontRef idx="minor">
-          <a:schemeClr val="lt1"/>
-        </a:fontRef>
-      </a:style>
-    </a:spDef>
     <a:lnDef>
       <a:spPr/>
       <a:bodyPr/>
@@ -2175,5 +2642,10 @@
     </a:lnDef>
   </a:objectDefaults>
   <a:extraClrSchemeLst/>
+  <a:extLst>
+    <a:ext uri="{05A4C25C-085E-4340-85A3-A5531E510DB2}">
+      <thm15:themeFamily xmlns:thm15="http://schemas.microsoft.com/office/thememl/2012/main" name="Office Theme" id="{2E142A2C-CD16-42D6-873A-C26D2A0506FA}" vid="{1BDDFF52-6CD6-40A5-AB3C-68EB2F1E4D0A}"/>
+    </a:ext>
+  </a:extLst>
 </a:theme>
 </file>